--- a/testakten/insolvenzforderungsanmeldungspruefung-phoenix-solar/21_forderungsanmeldung_bank.docx
+++ b/testakten/insolvenzforderungsanmeldungspruefung-phoenix-solar/21_forderungsanmeldung_bank.docx
@@ -2,63 +2,92 @@
 <file path=word/document.xml><?xml version="1.0" encoding="utf-8"?>
 <w:document xmlns:wpc="http://schemas.microsoft.com/office/word/2010/wordprocessingCanvas" xmlns:mo="http://schemas.microsoft.com/office/mac/office/2008/main" xmlns:mc="http://schemas.openxmlformats.org/markup-compatibility/2006" xmlns:mv="urn:schemas-microsoft-com:mac:vml" xmlns:o="urn:schemas-microsoft-com:office:office" xmlns:r="http://schemas.openxmlformats.org/officeDocument/2006/relationships" xmlns:m="http://schemas.openxmlformats.org/officeDocument/2006/math" xmlns:v="urn:schemas-microsoft-com:vml" xmlns:wp14="http://schemas.microsoft.com/office/word/2010/wordprocessingDrawing" xmlns:wp="http://schemas.openxmlformats.org/drawingml/2006/wordprocessingDrawing" xmlns:w10="urn:schemas-microsoft-com:office:word" xmlns:w="http://schemas.openxmlformats.org/wordprocessingml/2006/main" xmlns:w14="http://schemas.microsoft.com/office/word/2010/wordml" xmlns:wpg="http://schemas.microsoft.com/office/word/2010/wordprocessingGroup" xmlns:wpi="http://schemas.microsoft.com/office/word/2010/wordprocessingInk" xmlns:wne="http://schemas.microsoft.com/office/word/2006/wordml" xmlns:wps="http://schemas.microsoft.com/office/word/2010/wordprocessingShape" mc:Ignorable="w14 wp14">
   <w:body>
-    <w:p/>
     <w:p>
       <w:pPr>
+        <w:spacing w:line="259" w:lineRule="auto" w:after="60"/>
+      </w:pPr>
+    </w:p>
+    <w:p>
+      <w:pPr>
+        <w:spacing w:before="120" w:after="60" w:line="259" w:lineRule="auto"/>
         <w:jc w:val="left"/>
       </w:pPr>
       <w:r>
         <w:rPr>
-          <w:rFonts w:ascii="Calibri" w:hAnsi="Calibri"/>
+          <w:rFonts w:ascii="Times New Roman" w:hAnsi="Times New Roman"/>
           <w:b/>
-          <w:sz w:val="28"/>
+          <w:sz w:val="22"/>
         </w:rPr>
         <w:t>FORDERUNGSANMELDUNG</w:t>
       </w:r>
     </w:p>
     <w:p>
+      <w:pPr>
+        <w:spacing w:before="120" w:after="60" w:line="259" w:lineRule="auto"/>
+      </w:pPr>
       <w:r>
         <w:rPr>
-          <w:rFonts w:ascii="Calibri" w:hAnsi="Calibri"/>
+          <w:rFonts w:ascii="Times New Roman" w:hAnsi="Times New Roman"/>
           <w:b/>
-          <w:sz w:val="24"/>
+          <w:sz w:val="22"/>
         </w:rPr>
         <w:t>gemäß § 174 InsO – Darlehen mit Absonderungsrecht</w:t>
       </w:r>
     </w:p>
-    <w:p/>
     <w:p>
+      <w:pPr>
+        <w:spacing w:line="259" w:lineRule="auto" w:after="60"/>
+      </w:pPr>
+    </w:p>
+    <w:p>
+      <w:pPr>
+        <w:spacing w:before="120" w:after="60" w:line="259" w:lineRule="auto"/>
+      </w:pPr>
       <w:r>
         <w:rPr>
+          <w:rFonts w:ascii="Times New Roman" w:hAnsi="Times New Roman"/>
           <w:b/>
-          <w:sz w:val="24"/>
+          <w:sz w:val="22"/>
         </w:rPr>
         <w:t>Insolvenzverfahren Phoenix Solar Montage GmbH</w:t>
       </w:r>
     </w:p>
     <w:p>
+      <w:pPr>
+        <w:spacing w:before="120" w:after="60" w:line="259" w:lineRule="auto"/>
+      </w:pPr>
       <w:r>
         <w:rPr>
+          <w:rFonts w:ascii="Times New Roman" w:hAnsi="Times New Roman"/>
+          <w:b/>
           <w:sz w:val="22"/>
         </w:rPr>
         <w:t>Az. 35 IN 417/26 · Amtsgericht Potsdam · Insolvenzgericht</w:t>
       </w:r>
     </w:p>
     <w:p>
+      <w:pPr>
+        <w:spacing w:before="120" w:after="60" w:line="259" w:lineRule="auto"/>
+      </w:pPr>
       <w:r>
         <w:rPr>
+          <w:rFonts w:ascii="Times New Roman" w:hAnsi="Times New Roman"/>
+          <w:b/>
           <w:color w:val="CCCCCC"/>
-          <w:sz w:val="16"/>
+          <w:sz w:val="22"/>
         </w:rPr>
         <w:t>────────────────────────────────────────────────────────────────────────────────</w:t>
       </w:r>
     </w:p>
     <w:p>
+      <w:pPr>
+        <w:spacing w:before="120" w:after="60" w:line="259" w:lineRule="auto"/>
+      </w:pPr>
       <w:r>
         <w:rPr>
-          <w:rFonts w:ascii="Calibri" w:hAnsi="Calibri"/>
+          <w:rFonts w:ascii="Times New Roman" w:hAnsi="Times New Roman"/>
           <w:b/>
-          <w:sz w:val="24"/>
+          <w:sz w:val="22"/>
         </w:rPr>
         <w:t>I. Gläubigerin</w:t>
       </w:r>
@@ -216,8 +245,15 @@
         </w:tc>
       </w:tr>
     </w:tbl>
-    <w:p/>
     <w:p>
+      <w:pPr>
+        <w:spacing w:line="259" w:lineRule="auto" w:after="60"/>
+      </w:pPr>
+    </w:p>
+    <w:p>
+      <w:pPr>
+        <w:spacing w:line="259" w:lineRule="auto" w:after="60"/>
+      </w:pPr>
       <w:r>
         <w:rPr>
           <w:rFonts w:ascii="Calibri" w:hAnsi="Calibri"/>
@@ -436,8 +472,15 @@
         </w:tc>
       </w:tr>
     </w:tbl>
-    <w:p/>
     <w:p>
+      <w:pPr>
+        <w:spacing w:line="259" w:lineRule="auto" w:after="60"/>
+      </w:pPr>
+    </w:p>
+    <w:p>
+      <w:pPr>
+        <w:spacing w:line="259" w:lineRule="auto" w:after="60"/>
+      </w:pPr>
       <w:r>
         <w:rPr>
           <w:rFonts w:ascii="Calibri" w:hAnsi="Calibri"/>
@@ -448,6 +491,9 @@
       </w:r>
     </w:p>
     <w:p>
+      <w:pPr>
+        <w:spacing w:line="259" w:lineRule="auto" w:after="60"/>
+      </w:pPr>
       <w:r>
         <w:t>Die Havelbank AG ist Sicherungseigentümerin folgender Gegenstände (Sicherungsübereignungsvertrag 15.08.2024):</w:t>
       </w:r>
@@ -712,14 +758,28 @@
         </w:tc>
       </w:tr>
     </w:tbl>
-    <w:p/>
     <w:p>
+      <w:pPr>
+        <w:spacing w:line="259" w:lineRule="auto" w:after="60"/>
+      </w:pPr>
+    </w:p>
+    <w:p>
+      <w:pPr>
+        <w:spacing w:line="259" w:lineRule="auto" w:after="60"/>
+      </w:pPr>
       <w:r>
         <w:t>Hinweis: Aktuelle Bewertung der Sicherungsgüter und Bezifferung des Verwertungsausfalls werden nachgereicht (Sachverständigenbeauftragung läuft).</w:t>
       </w:r>
     </w:p>
-    <w:p/>
     <w:p>
+      <w:pPr>
+        <w:spacing w:line="259" w:lineRule="auto" w:after="60"/>
+      </w:pPr>
+    </w:p>
+    <w:p>
+      <w:pPr>
+        <w:spacing w:line="259" w:lineRule="auto" w:after="60"/>
+      </w:pPr>
       <w:r>
         <w:rPr>
           <w:rFonts w:ascii="Calibri" w:hAnsi="Calibri"/>
@@ -730,12 +790,22 @@
       </w:r>
     </w:p>
     <w:p>
+      <w:pPr>
+        <w:spacing w:line="259" w:lineRule="auto" w:after="60"/>
+      </w:pPr>
       <w:r>
         <w:t>Insoweit Forderung durch Sicherungserlös gedeckt: Absonderungsrecht (§ 51 Nr. 1 InsO). Ausfall als einfache Insolvenzforderung gemäß § 38 InsO.</w:t>
       </w:r>
     </w:p>
-    <w:p/>
     <w:p>
+      <w:pPr>
+        <w:spacing w:line="259" w:lineRule="auto" w:after="60"/>
+      </w:pPr>
+    </w:p>
+    <w:p>
+      <w:pPr>
+        <w:spacing w:line="259" w:lineRule="auto" w:after="60"/>
+      </w:pPr>
       <w:r>
         <w:rPr>
           <w:rFonts w:ascii="Calibri" w:hAnsi="Calibri"/>
@@ -748,6 +818,7 @@
     <w:p>
       <w:pPr>
         <w:pStyle w:val="ListBullet"/>
+        <w:spacing w:line="259" w:lineRule="auto" w:after="60"/>
       </w:pPr>
       <w:r>
         <w:t>B1: Darlehensvertrag HB-44-901 vom 15.08.2024</w:t>
@@ -756,6 +827,7 @@
     <w:p>
       <w:pPr>
         <w:pStyle w:val="ListBullet"/>
+        <w:spacing w:line="259" w:lineRule="auto" w:after="60"/>
       </w:pPr>
       <w:r>
         <w:t>B2: Mahnschreiben 10.03.2026</w:t>
@@ -764,6 +836,7 @@
     <w:p>
       <w:pPr>
         <w:pStyle w:val="ListBullet"/>
+        <w:spacing w:line="259" w:lineRule="auto" w:after="60"/>
       </w:pPr>
       <w:r>
         <w:t>B3: Mahnschreiben 02.04.2026</w:t>
@@ -772,6 +845,7 @@
     <w:p>
       <w:pPr>
         <w:pStyle w:val="ListBullet"/>
+        <w:spacing w:line="259" w:lineRule="auto" w:after="60"/>
       </w:pPr>
       <w:r>
         <w:t>B4: Kündigungsschreiben 18.04.2026</w:t>
@@ -780,6 +854,7 @@
     <w:p>
       <w:pPr>
         <w:pStyle w:val="ListBullet"/>
+        <w:spacing w:line="259" w:lineRule="auto" w:after="60"/>
       </w:pPr>
       <w:r>
         <w:t>B5: Sicherungsübereignungsvertrag 15.08.2024</w:t>
@@ -788,12 +863,16 @@
     <w:p>
       <w:pPr>
         <w:pStyle w:val="ListBullet"/>
+        <w:spacing w:line="259" w:lineRule="auto" w:after="60"/>
       </w:pPr>
       <w:r>
         <w:t>B7: Kontoauszug Darlehenskonto Jan.–Apr. 2026</w:t>
       </w:r>
     </w:p>
     <w:p>
+      <w:pPr>
+        <w:spacing w:line="259" w:lineRule="auto" w:after="60"/>
+      </w:pPr>
       <w:r>
         <w:rPr>
           <w:color w:val="CCCCCC"/>
@@ -803,12 +882,22 @@
       </w:r>
     </w:p>
     <w:p>
+      <w:pPr>
+        <w:spacing w:line="259" w:lineRule="auto" w:after="60"/>
+      </w:pPr>
       <w:r>
         <w:t>Potsdam, 5. Mai 2026</w:t>
       </w:r>
     </w:p>
-    <w:p/>
     <w:p>
+      <w:pPr>
+        <w:spacing w:line="259" w:lineRule="auto" w:after="60"/>
+      </w:pPr>
+    </w:p>
+    <w:p>
+      <w:pPr>
+        <w:spacing w:line="259" w:lineRule="auto" w:after="60"/>
+      </w:pPr>
       <w:r>
         <w:t>____________________________</w:t>
         <w:br/>
@@ -819,13 +908,35 @@
     </w:p>
     <w:sectPr>
       <w:headerReference w:type="default" r:id="rId9"/>
+      <w:footerReference w:type="default" r:id="rId10"/>
       <w:pgSz w:w="12240" w:h="15840"/>
-      <w:pgMar w:top="1440" w:right="1800" w:bottom="1440" w:left="1800" w:header="720" w:footer="720" w:gutter="0"/>
+      <w:pgMar w:top="1191" w:right="1247" w:bottom="1134" w:left="1361" w:header="720" w:footer="720" w:gutter="0"/>
       <w:cols w:space="720"/>
       <w:docGrid w:linePitch="360"/>
     </w:sectPr>
   </w:body>
 </w:document>
+</file>
+
+<file path=word/footer1.xml><?xml version="1.0" encoding="utf-8"?>
+<w:ftr xmlns:m="http://schemas.openxmlformats.org/officeDocument/2006/math" xmlns:mc="http://schemas.openxmlformats.org/markup-compatibility/2006" xmlns:mo="http://schemas.microsoft.com/office/mac/office/2008/main" xmlns:mv="urn:schemas-microsoft-com:mac:vml" xmlns:o="urn:schemas-microsoft-com:office:office" xmlns:r="http://schemas.openxmlformats.org/officeDocument/2006/relationships" xmlns:v="urn:schemas-microsoft-com:vml" xmlns:w10="urn:schemas-microsoft-com:office:word" xmlns:w14="http://schemas.microsoft.com/office/word/2010/wordml" xmlns:w="http://schemas.openxmlformats.org/wordprocessingml/2006/main" xmlns:wne="http://schemas.microsoft.com/office/word/2006/wordml" xmlns:wp14="http://schemas.microsoft.com/office/word/2010/wordprocessingDrawing" xmlns:wp="http://schemas.openxmlformats.org/drawingml/2006/wordprocessingDrawing" xmlns:wpc="http://schemas.microsoft.com/office/word/2010/wordprocessingCanvas" xmlns:wpg="http://schemas.microsoft.com/office/word/2010/wordprocessingGroup" xmlns:wpi="http://schemas.microsoft.com/office/word/2010/wordprocessingInk" xmlns:wps="http://schemas.microsoft.com/office/word/2010/wordprocessingShape" mc:Ignorable="w14 wp14">
+  <w:p>
+    <w:pPr>
+      <w:pStyle w:val="Footer"/>
+      <w:jc w:val="left"/>
+    </w:pPr>
+    <w:r/>
+    <w:r>
+      <w:rPr>
+        <w:rFonts w:ascii="Times New Roman" w:hAnsi="Times New Roman"/>
+        <w:b w:val="0"/>
+        <w:color w:val="777777"/>
+        <w:sz w:val="17"/>
+      </w:rPr>
+      <w:t>Vertraulich | Bearbeitungsstand Juli 2026 | nur zur Aktenbearbeitung</w:t>
+    </w:r>
+  </w:p>
+</w:ftr>
 </file>
 
 <file path=word/header1.xml><?xml version="1.0" encoding="utf-8"?>
@@ -1210,7 +1321,7 @@
     <w:qFormat/>
     <w:rsid w:val="00FC693F"/>
     <w:rPr>
-      <w:rFonts w:ascii="Calibri" w:hAnsi="Calibri"/>
+      <w:rFonts w:ascii="Times New Roman" w:hAnsi="Times New Roman"/>
       <w:sz w:val="22"/>
     </w:rPr>
   </w:style>
@@ -1273,7 +1384,7 @@
       <w:outlineLvl w:val="0"/>
     </w:pPr>
     <w:rPr>
-      <w:rFonts w:asciiTheme="majorHAnsi" w:eastAsiaTheme="majorEastAsia" w:hAnsiTheme="majorHAnsi" w:cstheme="majorBidi"/>
+      <w:rFonts w:asciiTheme="majorHAnsi" w:eastAsiaTheme="majorEastAsia" w:hAnsiTheme="majorHAnsi" w:cstheme="majorBidi" w:ascii="Times New Roman" w:hAnsi="Times New Roman"/>
       <w:b/>
       <w:bCs/>
       <w:color w:val="365F91" w:themeColor="accent1" w:themeShade="BF"/>
@@ -1297,11 +1408,11 @@
       <w:outlineLvl w:val="1"/>
     </w:pPr>
     <w:rPr>
-      <w:rFonts w:asciiTheme="majorHAnsi" w:eastAsiaTheme="majorEastAsia" w:hAnsiTheme="majorHAnsi" w:cstheme="majorBidi"/>
+      <w:rFonts w:asciiTheme="majorHAnsi" w:eastAsiaTheme="majorEastAsia" w:hAnsiTheme="majorHAnsi" w:cstheme="majorBidi" w:ascii="Times New Roman" w:hAnsi="Times New Roman"/>
       <w:b/>
       <w:bCs/>
       <w:color w:val="4F81BD" w:themeColor="accent1"/>
-      <w:sz w:val="26"/>
+      <w:sz w:val="24"/>
       <w:szCs w:val="26"/>
     </w:rPr>
   </w:style>
@@ -1562,11 +1673,12 @@
       <w:contextualSpacing/>
     </w:pPr>
     <w:rPr>
-      <w:rFonts w:asciiTheme="majorHAnsi" w:eastAsiaTheme="majorEastAsia" w:hAnsiTheme="majorHAnsi" w:cstheme="majorBidi"/>
+      <w:rFonts w:asciiTheme="majorHAnsi" w:eastAsiaTheme="majorEastAsia" w:hAnsiTheme="majorHAnsi" w:cstheme="majorBidi" w:ascii="Times New Roman" w:hAnsi="Times New Roman"/>
+      <w:b/>
       <w:color w:val="17365D" w:themeColor="text2" w:themeShade="BF"/>
       <w:spacing w:val="5"/>
       <w:kern w:val="28"/>
-      <w:sz w:val="52"/>
+      <w:sz w:val="30"/>
       <w:szCs w:val="52"/>
     </w:rPr>
   </w:style>
